--- a/Kelompok 5 - Software Design Document.docx
+++ b/Kelompok 5 - Software Design Document.docx
@@ -21838,7 +21838,7 @@
         </w:trPr>
         <w:tc>
           <w:tcPr>
-            <w:tcW w:w="2268" w:type="dxa"/>
+            <w:tcW w:w="2191" w:type="dxa"/>
             <w:vAlign w:val="center"/>
             <w:hideMark/>
           </w:tcPr>
@@ -21869,7 +21869,7 @@
         </w:tc>
         <w:tc>
           <w:tcPr>
-            <w:tcW w:w="2552" w:type="dxa"/>
+            <w:tcW w:w="2878" w:type="dxa"/>
             <w:vAlign w:val="center"/>
             <w:hideMark/>
           </w:tcPr>
@@ -21909,7 +21909,7 @@
         </w:tc>
         <w:tc>
           <w:tcPr>
-            <w:tcW w:w="2546" w:type="dxa"/>
+            <w:tcW w:w="2297" w:type="dxa"/>
             <w:vAlign w:val="center"/>
             <w:hideMark/>
           </w:tcPr>
@@ -21942,7 +21942,7 @@
       <w:tr>
         <w:tc>
           <w:tcPr>
-            <w:tcW w:w="2268" w:type="dxa"/>
+            <w:tcW w:w="2191" w:type="dxa"/>
             <w:vAlign w:val="center"/>
             <w:hideMark/>
           </w:tcPr>
@@ -21968,7 +21968,7 @@
         </w:tc>
         <w:tc>
           <w:tcPr>
-            <w:tcW w:w="2552" w:type="dxa"/>
+            <w:tcW w:w="2878" w:type="dxa"/>
             <w:vAlign w:val="center"/>
             <w:hideMark/>
           </w:tcPr>
@@ -21992,7 +21992,7 @@
         </w:tc>
         <w:tc>
           <w:tcPr>
-            <w:tcW w:w="2546" w:type="dxa"/>
+            <w:tcW w:w="2297" w:type="dxa"/>
             <w:vAlign w:val="center"/>
             <w:hideMark/>
           </w:tcPr>
@@ -22069,7 +22069,7 @@
       <w:tr>
         <w:tc>
           <w:tcPr>
-            <w:tcW w:w="2268" w:type="dxa"/>
+            <w:tcW w:w="2191" w:type="dxa"/>
             <w:vAlign w:val="center"/>
             <w:hideMark/>
           </w:tcPr>
@@ -22096,7 +22096,7 @@
         </w:tc>
         <w:tc>
           <w:tcPr>
-            <w:tcW w:w="2552" w:type="dxa"/>
+            <w:tcW w:w="2878" w:type="dxa"/>
             <w:vAlign w:val="center"/>
             <w:hideMark/>
           </w:tcPr>
@@ -22120,7 +22120,7 @@
         </w:tc>
         <w:tc>
           <w:tcPr>
-            <w:tcW w:w="2546" w:type="dxa"/>
+            <w:tcW w:w="2297" w:type="dxa"/>
             <w:vAlign w:val="center"/>
             <w:hideMark/>
           </w:tcPr>
@@ -22171,7 +22171,7 @@
       <w:tr>
         <w:tc>
           <w:tcPr>
-            <w:tcW w:w="2268" w:type="dxa"/>
+            <w:tcW w:w="2191" w:type="dxa"/>
             <w:vAlign w:val="center"/>
             <w:hideMark/>
           </w:tcPr>
@@ -22197,7 +22197,7 @@
         </w:tc>
         <w:tc>
           <w:tcPr>
-            <w:tcW w:w="2552" w:type="dxa"/>
+            <w:tcW w:w="2878" w:type="dxa"/>
             <w:vAlign w:val="center"/>
             <w:hideMark/>
           </w:tcPr>
@@ -22221,7 +22221,7 @@
         </w:tc>
         <w:tc>
           <w:tcPr>
-            <w:tcW w:w="2546" w:type="dxa"/>
+            <w:tcW w:w="2297" w:type="dxa"/>
             <w:vAlign w:val="center"/>
             <w:hideMark/>
           </w:tcPr>
@@ -22265,7 +22265,7 @@
       <w:tr>
         <w:tc>
           <w:tcPr>
-            <w:tcW w:w="2268" w:type="dxa"/>
+            <w:tcW w:w="2191" w:type="dxa"/>
             <w:vAlign w:val="center"/>
             <w:hideMark/>
           </w:tcPr>
@@ -22291,7 +22291,7 @@
         </w:tc>
         <w:tc>
           <w:tcPr>
-            <w:tcW w:w="2552" w:type="dxa"/>
+            <w:tcW w:w="2878" w:type="dxa"/>
             <w:vAlign w:val="center"/>
             <w:hideMark/>
           </w:tcPr>
@@ -22315,7 +22315,7 @@
         </w:tc>
         <w:tc>
           <w:tcPr>
-            <w:tcW w:w="2546" w:type="dxa"/>
+            <w:tcW w:w="2297" w:type="dxa"/>
             <w:vAlign w:val="center"/>
             <w:hideMark/>
           </w:tcPr>
@@ -22366,7 +22366,7 @@
       <w:tr>
         <w:tc>
           <w:tcPr>
-            <w:tcW w:w="2268" w:type="dxa"/>
+            <w:tcW w:w="2191" w:type="dxa"/>
             <w:vAlign w:val="center"/>
             <w:hideMark/>
           </w:tcPr>
@@ -22390,7 +22390,7 @@
         </w:tc>
         <w:tc>
           <w:tcPr>
-            <w:tcW w:w="2552" w:type="dxa"/>
+            <w:tcW w:w="2878" w:type="dxa"/>
             <w:vAlign w:val="center"/>
             <w:hideMark/>
           </w:tcPr>
@@ -22446,7 +22446,7 @@
         </w:tc>
         <w:tc>
           <w:tcPr>
-            <w:tcW w:w="2546" w:type="dxa"/>
+            <w:tcW w:w="2297" w:type="dxa"/>
             <w:vAlign w:val="center"/>
             <w:hideMark/>
           </w:tcPr>
@@ -22497,7 +22497,7 @@
       <w:tr>
         <w:tc>
           <w:tcPr>
-            <w:tcW w:w="2268" w:type="dxa"/>
+            <w:tcW w:w="2191" w:type="dxa"/>
             <w:vAlign w:val="center"/>
             <w:hideMark/>
           </w:tcPr>
@@ -22523,7 +22523,7 @@
         </w:tc>
         <w:tc>
           <w:tcPr>
-            <w:tcW w:w="2552" w:type="dxa"/>
+            <w:tcW w:w="2878" w:type="dxa"/>
             <w:vAlign w:val="center"/>
             <w:hideMark/>
           </w:tcPr>
@@ -22547,7 +22547,7 @@
         </w:tc>
         <w:tc>
           <w:tcPr>
-            <w:tcW w:w="2546" w:type="dxa"/>
+            <w:tcW w:w="2297" w:type="dxa"/>
             <w:vAlign w:val="center"/>
             <w:hideMark/>
           </w:tcPr>
@@ -22591,7 +22591,7 @@
       <w:tr>
         <w:tc>
           <w:tcPr>
-            <w:tcW w:w="2268" w:type="dxa"/>
+            <w:tcW w:w="2191" w:type="dxa"/>
             <w:vAlign w:val="center"/>
             <w:hideMark/>
           </w:tcPr>
@@ -22615,7 +22615,7 @@
         </w:tc>
         <w:tc>
           <w:tcPr>
-            <w:tcW w:w="2552" w:type="dxa"/>
+            <w:tcW w:w="2878" w:type="dxa"/>
             <w:vAlign w:val="center"/>
             <w:hideMark/>
           </w:tcPr>
@@ -22639,7 +22639,7 @@
         </w:tc>
         <w:tc>
           <w:tcPr>
-            <w:tcW w:w="2546" w:type="dxa"/>
+            <w:tcW w:w="2297" w:type="dxa"/>
             <w:vAlign w:val="center"/>
             <w:hideMark/>
           </w:tcPr>
@@ -22690,7 +22690,7 @@
       <w:tr>
         <w:tc>
           <w:tcPr>
-            <w:tcW w:w="2268" w:type="dxa"/>
+            <w:tcW w:w="2191" w:type="dxa"/>
             <w:vAlign w:val="center"/>
             <w:hideMark/>
           </w:tcPr>
@@ -22716,7 +22716,7 @@
         </w:tc>
         <w:tc>
           <w:tcPr>
-            <w:tcW w:w="2552" w:type="dxa"/>
+            <w:tcW w:w="2878" w:type="dxa"/>
             <w:vAlign w:val="center"/>
             <w:hideMark/>
           </w:tcPr>
@@ -22740,7 +22740,7 @@
         </w:tc>
         <w:tc>
           <w:tcPr>
-            <w:tcW w:w="2546" w:type="dxa"/>
+            <w:tcW w:w="2297" w:type="dxa"/>
             <w:vAlign w:val="center"/>
             <w:hideMark/>
           </w:tcPr>
@@ -22816,7 +22816,7 @@
       <w:tr>
         <w:tc>
           <w:tcPr>
-            <w:tcW w:w="2268" w:type="dxa"/>
+            <w:tcW w:w="2191" w:type="dxa"/>
             <w:vAlign w:val="center"/>
             <w:hideMark/>
           </w:tcPr>
@@ -22842,7 +22842,7 @@
         </w:tc>
         <w:tc>
           <w:tcPr>
-            <w:tcW w:w="2552" w:type="dxa"/>
+            <w:tcW w:w="2878" w:type="dxa"/>
             <w:vAlign w:val="center"/>
             <w:hideMark/>
           </w:tcPr>
@@ -22866,7 +22866,7 @@
         </w:tc>
         <w:tc>
           <w:tcPr>
-            <w:tcW w:w="2546" w:type="dxa"/>
+            <w:tcW w:w="2297" w:type="dxa"/>
             <w:vAlign w:val="center"/>
             <w:hideMark/>
           </w:tcPr>
@@ -22926,7 +22926,7 @@
       <w:tr>
         <w:tc>
           <w:tcPr>
-            <w:tcW w:w="2268" w:type="dxa"/>
+            <w:tcW w:w="2191" w:type="dxa"/>
             <w:vAlign w:val="center"/>
             <w:hideMark/>
           </w:tcPr>
@@ -22952,7 +22952,7 @@
         </w:tc>
         <w:tc>
           <w:tcPr>
-            <w:tcW w:w="2552" w:type="dxa"/>
+            <w:tcW w:w="2878" w:type="dxa"/>
             <w:vAlign w:val="center"/>
             <w:hideMark/>
           </w:tcPr>
@@ -22976,7 +22976,7 @@
         </w:tc>
         <w:tc>
           <w:tcPr>
-            <w:tcW w:w="2546" w:type="dxa"/>
+            <w:tcW w:w="2297" w:type="dxa"/>
             <w:vAlign w:val="center"/>
             <w:hideMark/>
           </w:tcPr>
@@ -23036,7 +23036,7 @@
       <w:tr>
         <w:tc>
           <w:tcPr>
-            <w:tcW w:w="2268" w:type="dxa"/>
+            <w:tcW w:w="2191" w:type="dxa"/>
             <w:vAlign w:val="center"/>
             <w:hideMark/>
           </w:tcPr>
@@ -23060,7 +23060,7 @@
         </w:tc>
         <w:tc>
           <w:tcPr>
-            <w:tcW w:w="2552" w:type="dxa"/>
+            <w:tcW w:w="2878" w:type="dxa"/>
             <w:vAlign w:val="center"/>
             <w:hideMark/>
           </w:tcPr>
@@ -23084,7 +23084,7 @@
         </w:tc>
         <w:tc>
           <w:tcPr>
-            <w:tcW w:w="2546" w:type="dxa"/>
+            <w:tcW w:w="2297" w:type="dxa"/>
             <w:vAlign w:val="center"/>
             <w:hideMark/>
           </w:tcPr>
@@ -23128,7 +23128,7 @@
       <w:tr>
         <w:tc>
           <w:tcPr>
-            <w:tcW w:w="2268" w:type="dxa"/>
+            <w:tcW w:w="2191" w:type="dxa"/>
             <w:vAlign w:val="center"/>
             <w:hideMark/>
           </w:tcPr>
@@ -23154,7 +23154,7 @@
         </w:tc>
         <w:tc>
           <w:tcPr>
-            <w:tcW w:w="2552" w:type="dxa"/>
+            <w:tcW w:w="2878" w:type="dxa"/>
             <w:vAlign w:val="center"/>
             <w:hideMark/>
           </w:tcPr>
@@ -23178,7 +23178,7 @@
         </w:tc>
         <w:tc>
           <w:tcPr>
-            <w:tcW w:w="2546" w:type="dxa"/>
+            <w:tcW w:w="2297" w:type="dxa"/>
             <w:vAlign w:val="center"/>
             <w:hideMark/>
           </w:tcPr>
@@ -23238,7 +23238,7 @@
       <w:tr>
         <w:tc>
           <w:tcPr>
-            <w:tcW w:w="2268" w:type="dxa"/>
+            <w:tcW w:w="2191" w:type="dxa"/>
             <w:vAlign w:val="center"/>
             <w:hideMark/>
           </w:tcPr>
@@ -23264,7 +23264,7 @@
         </w:tc>
         <w:tc>
           <w:tcPr>
-            <w:tcW w:w="2552" w:type="dxa"/>
+            <w:tcW w:w="2878" w:type="dxa"/>
             <w:vAlign w:val="center"/>
             <w:hideMark/>
           </w:tcPr>
@@ -23288,7 +23288,7 @@
         </w:tc>
         <w:tc>
           <w:tcPr>
-            <w:tcW w:w="2546" w:type="dxa"/>
+            <w:tcW w:w="2297" w:type="dxa"/>
             <w:vAlign w:val="center"/>
             <w:hideMark/>
           </w:tcPr>
@@ -23324,132 +23324,6 @@
               </w:rPr>
               <w:t xml:space="preserve"> </w:t>
             </w:r>
-          </w:p>
-        </w:tc>
-      </w:tr>
-      <w:tr>
-        <w:tc>
-          <w:tcPr>
-            <w:tcW w:w="2268" w:type="dxa"/>
-            <w:vAlign w:val="center"/>
-            <w:hideMark/>
-          </w:tcPr>
-          <w:p>
-            <w:pPr>
-              <w:pStyle w:val="BodyText"/>
-              <w:spacing w:line="360" w:lineRule="auto"/>
-              <w:rPr>
-                <w:rFonts w:ascii="Tahoma" w:hAnsi="Tahoma" w:cs="Tahoma"/>
-                <w:lang w:val="en-ID"/>
-              </w:rPr>
-            </w:pPr>
-            <w:proofErr w:type="spellStart"/>
-            <w:r>
-              <w:rPr>
-                <w:rFonts w:ascii="Tahoma" w:hAnsi="Tahoma" w:cs="Tahoma"/>
-                <w:lang w:val="en-ID"/>
-              </w:rPr>
-              <w:t>total_pendapatan</w:t>
-            </w:r>
-            <w:proofErr w:type="spellEnd"/>
-          </w:p>
-        </w:tc>
-        <w:tc>
-          <w:tcPr>
-            <w:tcW w:w="2552" w:type="dxa"/>
-            <w:vAlign w:val="center"/>
-            <w:hideMark/>
-          </w:tcPr>
-          <w:p>
-            <w:pPr>
-              <w:pStyle w:val="BodyText"/>
-              <w:spacing w:line="360" w:lineRule="auto"/>
-              <w:rPr>
-                <w:rFonts w:ascii="Tahoma" w:hAnsi="Tahoma" w:cs="Tahoma"/>
-                <w:lang w:val="en-ID"/>
-              </w:rPr>
-            </w:pPr>
-            <w:r>
-              <w:rPr>
-                <w:rFonts w:ascii="Tahoma" w:hAnsi="Tahoma" w:cs="Tahoma"/>
-                <w:lang w:val="en-ID"/>
-              </w:rPr>
-              <w:t>DECIMAL(12,2)</w:t>
-            </w:r>
-          </w:p>
-        </w:tc>
-        <w:tc>
-          <w:tcPr>
-            <w:tcW w:w="2546" w:type="dxa"/>
-            <w:vAlign w:val="center"/>
-            <w:hideMark/>
-          </w:tcPr>
-          <w:p>
-            <w:pPr>
-              <w:pStyle w:val="BodyText"/>
-              <w:spacing w:line="360" w:lineRule="auto"/>
-              <w:rPr>
-                <w:rFonts w:ascii="Tahoma" w:hAnsi="Tahoma" w:cs="Tahoma"/>
-                <w:lang w:val="en-ID"/>
-              </w:rPr>
-            </w:pPr>
-            <w:proofErr w:type="spellStart"/>
-            <w:r>
-              <w:rPr>
-                <w:rFonts w:ascii="Tahoma" w:hAnsi="Tahoma" w:cs="Tahoma"/>
-                <w:lang w:val="en-ID"/>
-              </w:rPr>
-              <w:t>Jumlah</w:t>
-            </w:r>
-            <w:proofErr w:type="spellEnd"/>
-            <w:r>
-              <w:rPr>
-                <w:rFonts w:ascii="Tahoma" w:hAnsi="Tahoma" w:cs="Tahoma"/>
-                <w:lang w:val="en-ID"/>
-              </w:rPr>
-              <w:t xml:space="preserve"> total </w:t>
-            </w:r>
-            <w:proofErr w:type="spellStart"/>
-            <w:r>
-              <w:rPr>
-                <w:rFonts w:ascii="Tahoma" w:hAnsi="Tahoma" w:cs="Tahoma"/>
-                <w:lang w:val="en-ID"/>
-              </w:rPr>
-              <w:t>pendapatan</w:t>
-            </w:r>
-            <w:proofErr w:type="spellEnd"/>
-            <w:r>
-              <w:rPr>
-                <w:rFonts w:ascii="Tahoma" w:hAnsi="Tahoma" w:cs="Tahoma"/>
-                <w:lang w:val="en-ID"/>
-              </w:rPr>
-              <w:t xml:space="preserve"> </w:t>
-            </w:r>
-            <w:proofErr w:type="spellStart"/>
-            <w:r>
-              <w:rPr>
-                <w:rFonts w:ascii="Tahoma" w:hAnsi="Tahoma" w:cs="Tahoma"/>
-                <w:lang w:val="en-ID"/>
-              </w:rPr>
-              <w:t>periode</w:t>
-            </w:r>
-            <w:proofErr w:type="spellEnd"/>
-            <w:r>
-              <w:rPr>
-                <w:rFonts w:ascii="Tahoma" w:hAnsi="Tahoma" w:cs="Tahoma"/>
-                <w:lang w:val="en-ID"/>
-              </w:rPr>
-              <w:t xml:space="preserve"> </w:t>
-            </w:r>
-            <w:proofErr w:type="spellStart"/>
-            <w:r>
-              <w:rPr>
-                <w:rFonts w:ascii="Tahoma" w:hAnsi="Tahoma" w:cs="Tahoma"/>
-                <w:lang w:val="en-ID"/>
-              </w:rPr>
-              <w:t>tersebut</w:t>
-            </w:r>
-            <w:proofErr w:type="spellEnd"/>
           </w:p>
         </w:tc>
       </w:tr>
@@ -23642,7 +23516,6 @@
         <w:rPr>
           <w:rFonts w:ascii="Tahoma" w:hAnsi="Tahoma" w:cs="Tahoma"/>
         </w:rPr>
-        <w:lastRenderedPageBreak/>
         <w:t>komponen</w:t>
       </w:r>
       <w:proofErr w:type="spellEnd"/>
@@ -25208,161 +25081,161 @@
         <w:rPr>
           <w:rFonts w:ascii="Tahoma" w:hAnsi="Tahoma" w:cs="Tahoma"/>
         </w:rPr>
+        <w:t>kemudian</w:t>
+      </w:r>
+      <w:proofErr w:type="spellEnd"/>
+      <w:r>
+        <w:rPr>
+          <w:rFonts w:ascii="Tahoma" w:hAnsi="Tahoma" w:cs="Tahoma"/>
+        </w:rPr>
+        <w:t xml:space="preserve"> </w:t>
+      </w:r>
+      <w:proofErr w:type="spellStart"/>
+      <w:r>
+        <w:rPr>
+          <w:rFonts w:ascii="Tahoma" w:hAnsi="Tahoma" w:cs="Tahoma"/>
+        </w:rPr>
+        <w:t>disimpan</w:t>
+      </w:r>
+      <w:proofErr w:type="spellEnd"/>
+      <w:r>
+        <w:rPr>
+          <w:rFonts w:ascii="Tahoma" w:hAnsi="Tahoma" w:cs="Tahoma"/>
+        </w:rPr>
+        <w:t xml:space="preserve"> </w:t>
+      </w:r>
+      <w:proofErr w:type="spellStart"/>
+      <w:r>
+        <w:rPr>
+          <w:rFonts w:ascii="Tahoma" w:hAnsi="Tahoma" w:cs="Tahoma"/>
+        </w:rPr>
+        <w:t>ke</w:t>
+      </w:r>
+      <w:proofErr w:type="spellEnd"/>
+      <w:r>
+        <w:rPr>
+          <w:rFonts w:ascii="Tahoma" w:hAnsi="Tahoma" w:cs="Tahoma"/>
+        </w:rPr>
+        <w:t xml:space="preserve"> database. Pada update </w:t>
+      </w:r>
+      <w:proofErr w:type="spellStart"/>
+      <w:r>
+        <w:rPr>
+          <w:rFonts w:ascii="Tahoma" w:hAnsi="Tahoma" w:cs="Tahoma"/>
+        </w:rPr>
+        <w:t>kios</w:t>
+      </w:r>
+      <w:proofErr w:type="spellEnd"/>
+      <w:r>
+        <w:rPr>
+          <w:rFonts w:ascii="Tahoma" w:hAnsi="Tahoma" w:cs="Tahoma"/>
+        </w:rPr>
+        <w:t xml:space="preserve">, browser </w:t>
+      </w:r>
+      <w:proofErr w:type="spellStart"/>
+      <w:r>
+        <w:rPr>
+          <w:rFonts w:ascii="Tahoma" w:hAnsi="Tahoma" w:cs="Tahoma"/>
+        </w:rPr>
+        <w:t>mengirim</w:t>
+      </w:r>
+      <w:proofErr w:type="spellEnd"/>
+      <w:r>
+        <w:rPr>
+          <w:rFonts w:ascii="Tahoma" w:hAnsi="Tahoma" w:cs="Tahoma"/>
+        </w:rPr>
+        <w:t xml:space="preserve"> </w:t>
+      </w:r>
+      <w:proofErr w:type="spellStart"/>
+      <w:r>
+        <w:rPr>
+          <w:rFonts w:ascii="Tahoma" w:hAnsi="Tahoma" w:cs="Tahoma"/>
+        </w:rPr>
+        <w:t>perubahan</w:t>
+      </w:r>
+      <w:proofErr w:type="spellEnd"/>
+      <w:r>
+        <w:rPr>
+          <w:rFonts w:ascii="Tahoma" w:hAnsi="Tahoma" w:cs="Tahoma"/>
+        </w:rPr>
+        <w:t xml:space="preserve"> data yang </w:t>
+      </w:r>
+      <w:proofErr w:type="spellStart"/>
+      <w:r>
+        <w:rPr>
+          <w:rFonts w:ascii="Tahoma" w:hAnsi="Tahoma" w:cs="Tahoma"/>
+        </w:rPr>
+        <w:t>diproses</w:t>
+      </w:r>
+      <w:proofErr w:type="spellEnd"/>
+      <w:r>
+        <w:rPr>
+          <w:rFonts w:ascii="Tahoma" w:hAnsi="Tahoma" w:cs="Tahoma"/>
+        </w:rPr>
+        <w:t xml:space="preserve"> server </w:t>
+      </w:r>
+      <w:proofErr w:type="spellStart"/>
+      <w:r>
+        <w:rPr>
+          <w:rFonts w:ascii="Tahoma" w:hAnsi="Tahoma" w:cs="Tahoma"/>
+        </w:rPr>
+        <w:t>dengan</w:t>
+      </w:r>
+      <w:proofErr w:type="spellEnd"/>
+      <w:r>
+        <w:rPr>
+          <w:rFonts w:ascii="Tahoma" w:hAnsi="Tahoma" w:cs="Tahoma"/>
+        </w:rPr>
+        <w:t xml:space="preserve"> </w:t>
+      </w:r>
+      <w:proofErr w:type="spellStart"/>
+      <w:r>
+        <w:rPr>
+          <w:rFonts w:ascii="Tahoma" w:hAnsi="Tahoma" w:cs="Tahoma"/>
+        </w:rPr>
+        <w:t>melakukan</w:t>
+      </w:r>
+      <w:proofErr w:type="spellEnd"/>
+      <w:r>
+        <w:rPr>
+          <w:rFonts w:ascii="Tahoma" w:hAnsi="Tahoma" w:cs="Tahoma"/>
+        </w:rPr>
+        <w:t xml:space="preserve"> query UPDATE. Pada hapus </w:t>
+      </w:r>
+      <w:proofErr w:type="spellStart"/>
+      <w:r>
+        <w:rPr>
+          <w:rFonts w:ascii="Tahoma" w:hAnsi="Tahoma" w:cs="Tahoma"/>
+        </w:rPr>
+        <w:t>kios</w:t>
+      </w:r>
+      <w:proofErr w:type="spellEnd"/>
+      <w:r>
+        <w:rPr>
+          <w:rFonts w:ascii="Tahoma" w:hAnsi="Tahoma" w:cs="Tahoma"/>
+        </w:rPr>
+        <w:t xml:space="preserve">, browser </w:t>
+      </w:r>
+      <w:proofErr w:type="spellStart"/>
+      <w:r>
+        <w:rPr>
+          <w:rFonts w:ascii="Tahoma" w:hAnsi="Tahoma" w:cs="Tahoma"/>
+        </w:rPr>
+        <w:t>mengirim</w:t>
+      </w:r>
+      <w:proofErr w:type="spellEnd"/>
+      <w:r>
+        <w:rPr>
+          <w:rFonts w:ascii="Tahoma" w:hAnsi="Tahoma" w:cs="Tahoma"/>
+        </w:rPr>
+        <w:t xml:space="preserve"> request DELETE yang </w:t>
+      </w:r>
+      <w:proofErr w:type="spellStart"/>
+      <w:r>
+        <w:rPr>
+          <w:rFonts w:ascii="Tahoma" w:hAnsi="Tahoma" w:cs="Tahoma"/>
+        </w:rPr>
         <w:lastRenderedPageBreak/>
-        <w:t>kemudian</w:t>
-      </w:r>
-      <w:proofErr w:type="spellEnd"/>
-      <w:r>
-        <w:rPr>
-          <w:rFonts w:ascii="Tahoma" w:hAnsi="Tahoma" w:cs="Tahoma"/>
-        </w:rPr>
-        <w:t xml:space="preserve"> </w:t>
-      </w:r>
-      <w:proofErr w:type="spellStart"/>
-      <w:r>
-        <w:rPr>
-          <w:rFonts w:ascii="Tahoma" w:hAnsi="Tahoma" w:cs="Tahoma"/>
-        </w:rPr>
-        <w:t>disimpan</w:t>
-      </w:r>
-      <w:proofErr w:type="spellEnd"/>
-      <w:r>
-        <w:rPr>
-          <w:rFonts w:ascii="Tahoma" w:hAnsi="Tahoma" w:cs="Tahoma"/>
-        </w:rPr>
-        <w:t xml:space="preserve"> </w:t>
-      </w:r>
-      <w:proofErr w:type="spellStart"/>
-      <w:r>
-        <w:rPr>
-          <w:rFonts w:ascii="Tahoma" w:hAnsi="Tahoma" w:cs="Tahoma"/>
-        </w:rPr>
-        <w:t>ke</w:t>
-      </w:r>
-      <w:proofErr w:type="spellEnd"/>
-      <w:r>
-        <w:rPr>
-          <w:rFonts w:ascii="Tahoma" w:hAnsi="Tahoma" w:cs="Tahoma"/>
-        </w:rPr>
-        <w:t xml:space="preserve"> database. Pada update </w:t>
-      </w:r>
-      <w:proofErr w:type="spellStart"/>
-      <w:r>
-        <w:rPr>
-          <w:rFonts w:ascii="Tahoma" w:hAnsi="Tahoma" w:cs="Tahoma"/>
-        </w:rPr>
-        <w:t>kios</w:t>
-      </w:r>
-      <w:proofErr w:type="spellEnd"/>
-      <w:r>
-        <w:rPr>
-          <w:rFonts w:ascii="Tahoma" w:hAnsi="Tahoma" w:cs="Tahoma"/>
-        </w:rPr>
-        <w:t xml:space="preserve">, browser </w:t>
-      </w:r>
-      <w:proofErr w:type="spellStart"/>
-      <w:r>
-        <w:rPr>
-          <w:rFonts w:ascii="Tahoma" w:hAnsi="Tahoma" w:cs="Tahoma"/>
-        </w:rPr>
-        <w:t>mengirim</w:t>
-      </w:r>
-      <w:proofErr w:type="spellEnd"/>
-      <w:r>
-        <w:rPr>
-          <w:rFonts w:ascii="Tahoma" w:hAnsi="Tahoma" w:cs="Tahoma"/>
-        </w:rPr>
-        <w:t xml:space="preserve"> </w:t>
-      </w:r>
-      <w:proofErr w:type="spellStart"/>
-      <w:r>
-        <w:rPr>
-          <w:rFonts w:ascii="Tahoma" w:hAnsi="Tahoma" w:cs="Tahoma"/>
-        </w:rPr>
-        <w:t>perubahan</w:t>
-      </w:r>
-      <w:proofErr w:type="spellEnd"/>
-      <w:r>
-        <w:rPr>
-          <w:rFonts w:ascii="Tahoma" w:hAnsi="Tahoma" w:cs="Tahoma"/>
-        </w:rPr>
-        <w:t xml:space="preserve"> data yang </w:t>
-      </w:r>
-      <w:proofErr w:type="spellStart"/>
-      <w:r>
-        <w:rPr>
-          <w:rFonts w:ascii="Tahoma" w:hAnsi="Tahoma" w:cs="Tahoma"/>
-        </w:rPr>
-        <w:t>diproses</w:t>
-      </w:r>
-      <w:proofErr w:type="spellEnd"/>
-      <w:r>
-        <w:rPr>
-          <w:rFonts w:ascii="Tahoma" w:hAnsi="Tahoma" w:cs="Tahoma"/>
-        </w:rPr>
-        <w:t xml:space="preserve"> server </w:t>
-      </w:r>
-      <w:proofErr w:type="spellStart"/>
-      <w:r>
-        <w:rPr>
-          <w:rFonts w:ascii="Tahoma" w:hAnsi="Tahoma" w:cs="Tahoma"/>
-        </w:rPr>
-        <w:t>dengan</w:t>
-      </w:r>
-      <w:proofErr w:type="spellEnd"/>
-      <w:r>
-        <w:rPr>
-          <w:rFonts w:ascii="Tahoma" w:hAnsi="Tahoma" w:cs="Tahoma"/>
-        </w:rPr>
-        <w:t xml:space="preserve"> </w:t>
-      </w:r>
-      <w:proofErr w:type="spellStart"/>
-      <w:r>
-        <w:rPr>
-          <w:rFonts w:ascii="Tahoma" w:hAnsi="Tahoma" w:cs="Tahoma"/>
-        </w:rPr>
-        <w:t>melakukan</w:t>
-      </w:r>
-      <w:proofErr w:type="spellEnd"/>
-      <w:r>
-        <w:rPr>
-          <w:rFonts w:ascii="Tahoma" w:hAnsi="Tahoma" w:cs="Tahoma"/>
-        </w:rPr>
-        <w:t xml:space="preserve"> query UPDATE. Pada hapus </w:t>
-      </w:r>
-      <w:proofErr w:type="spellStart"/>
-      <w:r>
-        <w:rPr>
-          <w:rFonts w:ascii="Tahoma" w:hAnsi="Tahoma" w:cs="Tahoma"/>
-        </w:rPr>
-        <w:t>kios</w:t>
-      </w:r>
-      <w:proofErr w:type="spellEnd"/>
-      <w:r>
-        <w:rPr>
-          <w:rFonts w:ascii="Tahoma" w:hAnsi="Tahoma" w:cs="Tahoma"/>
-        </w:rPr>
-        <w:t xml:space="preserve">, browser </w:t>
-      </w:r>
-      <w:proofErr w:type="spellStart"/>
-      <w:r>
-        <w:rPr>
-          <w:rFonts w:ascii="Tahoma" w:hAnsi="Tahoma" w:cs="Tahoma"/>
-        </w:rPr>
-        <w:t>mengirim</w:t>
-      </w:r>
-      <w:proofErr w:type="spellEnd"/>
-      <w:r>
-        <w:rPr>
-          <w:rFonts w:ascii="Tahoma" w:hAnsi="Tahoma" w:cs="Tahoma"/>
-        </w:rPr>
-        <w:t xml:space="preserve"> request DELETE yang </w:t>
-      </w:r>
-      <w:proofErr w:type="spellStart"/>
-      <w:r>
-        <w:rPr>
-          <w:rFonts w:ascii="Tahoma" w:hAnsi="Tahoma" w:cs="Tahoma"/>
-        </w:rPr>
         <w:t>membuat</w:t>
       </w:r>
       <w:proofErr w:type="spellEnd"/>
